--- a/第二份交付--/菜谱推荐系统毕业设计____0318Final.docx
+++ b/第二份交付--/菜谱推荐系统毕业设计____0318Final.docx
@@ -1417,8 +1417,6 @@
         </w:rPr>
         <w:t xml:space="preserve">  录</w:t>
       </w:r>
-      <w:bookmarkStart w:id="61" w:name="_GoBack"/>
-      <w:bookmarkEnd w:id="61"/>
     </w:p>
     <w:sdt>
       <w:sdtPr>
@@ -4131,8 +4129,8 @@
         <w:bidi w:val="0"/>
         <w:spacing w:before="0" w:after="0" w:line="360" w:lineRule="auto"/>
       </w:pPr>
-      <w:bookmarkStart w:id="3" w:name="_Toc11056"/>
-      <w:bookmarkStart w:id="4" w:name="_Toc25650"/>
+      <w:bookmarkStart w:id="3" w:name="_Toc25650"/>
+      <w:bookmarkStart w:id="4" w:name="_Toc11056"/>
       <w:r>
         <w:rPr>
           <w:rFonts w:ascii="宋体" w:hAnsi="宋体" w:eastAsia="宋体"/>
@@ -4636,8 +4634,8 @@
         <w:bidi w:val="0"/>
         <w:spacing w:before="0" w:after="0" w:line="360" w:lineRule="auto"/>
       </w:pPr>
-      <w:bookmarkStart w:id="14" w:name="_Toc20630"/>
-      <w:bookmarkStart w:id="15" w:name="_Toc21956"/>
+      <w:bookmarkStart w:id="14" w:name="_Toc21956"/>
+      <w:bookmarkStart w:id="15" w:name="_Toc20630"/>
       <w:r>
         <w:rPr>
           <w:rFonts w:ascii="宋体" w:hAnsi="宋体" w:eastAsia="宋体"/>
@@ -4871,8 +4869,8 @@
         <w:bidi w:val="0"/>
         <w:spacing w:before="0" w:after="0" w:line="360" w:lineRule="auto"/>
       </w:pPr>
-      <w:bookmarkStart w:id="22" w:name="_Toc10597"/>
-      <w:bookmarkStart w:id="23" w:name="_Toc4247"/>
+      <w:bookmarkStart w:id="22" w:name="_Toc4247"/>
+      <w:bookmarkStart w:id="23" w:name="_Toc10597"/>
       <w:r>
         <w:rPr>
           <w:rFonts w:ascii="宋体" w:hAnsi="宋体" w:eastAsia="宋体"/>
@@ -5109,8 +5107,8 @@
         <w:spacing w:before="0" w:after="0" w:line="360" w:lineRule="auto"/>
         <w:outlineLvl w:val="2"/>
       </w:pPr>
-      <w:bookmarkStart w:id="28" w:name="_Toc29599"/>
-      <w:bookmarkStart w:id="29" w:name="_Toc19016"/>
+      <w:bookmarkStart w:id="28" w:name="_Toc19016"/>
+      <w:bookmarkStart w:id="29" w:name="_Toc29599"/>
       <w:r>
         <w:rPr>
           <w:rFonts w:ascii="宋体" w:hAnsi="宋体" w:eastAsia="宋体"/>
@@ -6028,22 +6026,18 @@
     </w:p>
     <w:p>
       <w:pPr>
-        <w:pStyle w:val="17"/>
-        <w:spacing w:before="0" w:after="0" w:line="360" w:lineRule="auto"/>
-        <w:outlineLvl w:val="2"/>
+        <w:pStyle w:val="4"/>
+        <w:bidi w:val="0"/>
       </w:pPr>
       <w:bookmarkStart w:id="32" w:name="_Toc25222"/>
       <w:bookmarkStart w:id="33" w:name="_Toc4172"/>
       <w:r>
-        <w:rPr>
-          <w:rFonts w:ascii="宋体" w:hAnsi="宋体" w:eastAsia="宋体"/>
-          <w:b/>
-          <w:sz w:val="24"/>
-        </w:rPr>
         <w:t>4.4.1 点评发布流程</w:t>
       </w:r>
       <w:bookmarkEnd w:id="32"/>
       <w:bookmarkEnd w:id="33"/>
+      <w:bookmarkStart w:id="61" w:name="_GoBack"/>
+      <w:bookmarkEnd w:id="61"/>
     </w:p>
     <w:p>
       <w:pPr>
@@ -11253,9 +11247,8 @@
       <w:outlineLvl w:val="2"/>
     </w:pPr>
     <w:rPr>
-      <w:rFonts w:eastAsia="宋体"/>
-      <w:b/>
-      <w:sz w:val="28"/>
+      <w:rFonts w:eastAsia="黑体"/>
+      <w:sz w:val="24"/>
     </w:rPr>
   </w:style>
   <w:style w:type="character" w:default="1" w:styleId="13">
